--- a/基于GraphDB的耐火材料知识图谱课程报告.docx
+++ b/基于GraphDB的耐火材料知识图谱课程报告.docx
@@ -94,31 +94,39 @@
       <w:pPr>
         <w:ind w:firstLineChars="400" w:firstLine="1120"/>
         <w:rPr>
+          <w:sz w:val="28"/>
+          <w:szCs w:val="28"/>
+          <w:u w:val="single"/>
+          <w:lang w:eastAsia="zh-CN"/>
+        </w:rPr>
+      </w:pPr>
+      <w:r>
+        <w:rPr>
+          <w:rFonts w:hint="eastAsia"/>
+          <w:sz w:val="28"/>
+          <w:szCs w:val="28"/>
+          <w:lang w:eastAsia="zh-CN"/>
+        </w:rPr>
+        <w:t>题目：</w:t>
+      </w:r>
+      <w:r>
+        <w:rPr>
           <w:rFonts w:hint="eastAsia"/>
           <w:sz w:val="28"/>
           <w:szCs w:val="28"/>
           <w:u w:val="single"/>
           <w:lang w:eastAsia="zh-CN"/>
         </w:rPr>
-      </w:pPr>
-      <w:r>
-        <w:rPr>
-          <w:rFonts w:hint="eastAsia"/>
-          <w:sz w:val="28"/>
-          <w:szCs w:val="28"/>
-          <w:lang w:eastAsia="zh-CN"/>
-        </w:rPr>
-        <w:t>题目：</w:t>
-      </w:r>
-      <w:r>
-        <w:rPr>
-          <w:rFonts w:hint="eastAsia"/>
+        <w:t xml:space="preserve">  </w:t>
+      </w:r>
+      <w:r>
+        <w:rPr>
           <w:sz w:val="28"/>
           <w:szCs w:val="28"/>
           <w:u w:val="single"/>
           <w:lang w:eastAsia="zh-CN"/>
         </w:rPr>
-        <w:t xml:space="preserve">  </w:t>
+        <w:t>基于</w:t>
       </w:r>
       <w:r>
         <w:rPr>
@@ -127,36 +135,7 @@
           <w:u w:val="single"/>
           <w:lang w:eastAsia="zh-CN"/>
         </w:rPr>
-        <w:t>基于</w:t>
-      </w:r>
-      <w:r>
-        <w:rPr>
-          <w:sz w:val="28"/>
-          <w:szCs w:val="28"/>
-          <w:u w:val="single"/>
-          <w:lang w:eastAsia="zh-CN"/>
-        </w:rPr>
-        <w:t xml:space="preserve"> </w:t>
-      </w:r>
-      <w:proofErr w:type="spellStart"/>
-      <w:r>
-        <w:rPr>
-          <w:sz w:val="28"/>
-          <w:szCs w:val="28"/>
-          <w:u w:val="single"/>
-          <w:lang w:eastAsia="zh-CN"/>
-        </w:rPr>
-        <w:t>GraphDB</w:t>
-      </w:r>
-      <w:proofErr w:type="spellEnd"/>
-      <w:r>
-        <w:rPr>
-          <w:sz w:val="28"/>
-          <w:szCs w:val="28"/>
-          <w:u w:val="single"/>
-          <w:lang w:eastAsia="zh-CN"/>
-        </w:rPr>
-        <w:t xml:space="preserve"> </w:t>
+        <w:t xml:space="preserve"> GraphDB </w:t>
       </w:r>
       <w:r>
         <w:rPr>
@@ -183,13 +162,22 @@
         <w:ind w:left="280" w:hangingChars="100" w:hanging="280"/>
         <w:jc w:val="center"/>
         <w:rPr>
+          <w:sz w:val="28"/>
+          <w:szCs w:val="28"/>
+          <w:u w:val="single"/>
+          <w:lang w:eastAsia="zh-CN"/>
+        </w:rPr>
+      </w:pPr>
+      <w:r>
+        <w:rPr>
           <w:rFonts w:hint="eastAsia"/>
           <w:sz w:val="28"/>
           <w:szCs w:val="28"/>
           <w:u w:val="single"/>
           <w:lang w:eastAsia="zh-CN"/>
         </w:rPr>
-      </w:pPr>
+        <w:t>Title</w:t>
+      </w:r>
       <w:r>
         <w:rPr>
           <w:rFonts w:hint="eastAsia"/>
@@ -198,38 +186,17 @@
           <w:u w:val="single"/>
           <w:lang w:eastAsia="zh-CN"/>
         </w:rPr>
-        <w:t>Title</w:t>
-      </w:r>
-      <w:r>
-        <w:rPr>
-          <w:rFonts w:hint="eastAsia"/>
+        <w:t>：</w:t>
+      </w:r>
+      <w:r>
+        <w:rPr>
           <w:sz w:val="28"/>
           <w:szCs w:val="28"/>
           <w:u w:val="single"/>
           <w:lang w:eastAsia="zh-CN"/>
         </w:rPr>
-        <w:t>：</w:t>
-      </w:r>
-      <w:r>
-        <w:rPr>
-          <w:sz w:val="28"/>
-          <w:szCs w:val="28"/>
-          <w:u w:val="single"/>
-          <w:lang w:eastAsia="zh-CN"/>
-        </w:rPr>
-        <w:t xml:space="preserve">Refractory Material Knowledge Graph System Based on </w:t>
-      </w:r>
-      <w:proofErr w:type="spellStart"/>
-      <w:r>
-        <w:rPr>
-          <w:sz w:val="28"/>
-          <w:szCs w:val="28"/>
-          <w:u w:val="single"/>
-          <w:lang w:eastAsia="zh-CN"/>
-        </w:rPr>
-        <w:t>GraphDB</w:t>
-      </w:r>
-      <w:proofErr w:type="spellEnd"/>
+        <w:t>Refractory Material Knowledge Graph System Based on GraphDB</w:t>
+      </w:r>
     </w:p>
     <w:p>
       <w:pPr>
@@ -245,12 +212,41 @@
       <w:pPr>
         <w:jc w:val="center"/>
         <w:rPr>
+          <w:sz w:val="28"/>
+          <w:szCs w:val="28"/>
+          <w:u w:val="single"/>
+          <w:lang w:eastAsia="zh-CN"/>
+        </w:rPr>
+      </w:pPr>
+      <w:r>
+        <w:rPr>
+          <w:rFonts w:hint="eastAsia"/>
+          <w:sz w:val="28"/>
+          <w:szCs w:val="28"/>
+          <w:lang w:eastAsia="zh-CN"/>
+        </w:rPr>
+        <w:t>姓名：</w:t>
+      </w:r>
+      <w:r>
+        <w:rPr>
           <w:rFonts w:hint="eastAsia"/>
           <w:sz w:val="28"/>
           <w:szCs w:val="28"/>
           <w:u w:val="single"/>
           <w:lang w:eastAsia="zh-CN"/>
         </w:rPr>
+        <w:t>柯家乐</w:t>
+      </w:r>
+    </w:p>
+    <w:p>
+      <w:pPr>
+        <w:jc w:val="center"/>
+        <w:rPr>
+          <w:sz w:val="28"/>
+          <w:szCs w:val="28"/>
+          <w:u w:val="single"/>
+          <w:lang w:eastAsia="zh-CN"/>
+        </w:rPr>
       </w:pPr>
       <w:r>
         <w:rPr>
@@ -259,7 +255,15 @@
           <w:szCs w:val="28"/>
           <w:lang w:eastAsia="zh-CN"/>
         </w:rPr>
-        <w:t>姓名：</w:t>
+        <w:t>学号</w:t>
+      </w:r>
+      <w:r>
+        <w:rPr>
+          <w:sz w:val="28"/>
+          <w:szCs w:val="28"/>
+          <w:lang w:eastAsia="zh-CN"/>
+        </w:rPr>
+        <w:t>：</w:t>
       </w:r>
       <w:r>
         <w:rPr>
@@ -269,7 +273,7 @@
           <w:u w:val="single"/>
           <w:lang w:eastAsia="zh-CN"/>
         </w:rPr>
-        <w:t>柯家乐</w:t>
+        <w:t>202513703042</w:t>
       </w:r>
     </w:p>
     <w:p>
@@ -289,15 +293,7 @@
           <w:szCs w:val="28"/>
           <w:lang w:eastAsia="zh-CN"/>
         </w:rPr>
-        <w:t>学号</w:t>
-      </w:r>
-      <w:r>
-        <w:rPr>
-          <w:sz w:val="28"/>
-          <w:szCs w:val="28"/>
-          <w:lang w:eastAsia="zh-CN"/>
-        </w:rPr>
-        <w:t>：</w:t>
+        <w:t>电子邮件地址：</w:t>
       </w:r>
       <w:r>
         <w:rPr>
@@ -307,44 +303,13 @@
           <w:u w:val="single"/>
           <w:lang w:eastAsia="zh-CN"/>
         </w:rPr>
-        <w:t>202513703042</w:t>
+        <w:t>1595096901@qq.com</w:t>
       </w:r>
     </w:p>
     <w:p>
       <w:pPr>
         <w:jc w:val="center"/>
         <w:rPr>
-          <w:sz w:val="28"/>
-          <w:szCs w:val="28"/>
-          <w:u w:val="single"/>
-          <w:lang w:eastAsia="zh-CN"/>
-        </w:rPr>
-      </w:pPr>
-      <w:r>
-        <w:rPr>
-          <w:rFonts w:hint="eastAsia"/>
-          <w:sz w:val="28"/>
-          <w:szCs w:val="28"/>
-          <w:lang w:eastAsia="zh-CN"/>
-        </w:rPr>
-        <w:t>电子邮件地址：</w:t>
-      </w:r>
-      <w:r>
-        <w:rPr>
-          <w:rFonts w:hint="eastAsia"/>
-          <w:sz w:val="28"/>
-          <w:szCs w:val="28"/>
-          <w:u w:val="single"/>
-          <w:lang w:eastAsia="zh-CN"/>
-        </w:rPr>
-        <w:t>1595096901@qq.com</w:t>
-      </w:r>
-    </w:p>
-    <w:p>
-      <w:pPr>
-        <w:jc w:val="center"/>
-        <w:rPr>
-          <w:rFonts w:hint="eastAsia"/>
           <w:sz w:val="28"/>
           <w:szCs w:val="28"/>
           <w:u w:val="single"/>
@@ -403,7 +368,6 @@
       <w:pPr>
         <w:jc w:val="center"/>
         <w:rPr>
-          <w:rFonts w:hint="eastAsia"/>
           <w:sz w:val="30"/>
           <w:szCs w:val="30"/>
           <w:lang w:eastAsia="zh-CN"/>
@@ -1962,27 +1926,7 @@
           <w:lang w:eastAsia="zh-CN"/>
         </w:rPr>
         <w:lastRenderedPageBreak/>
-        <w:t xml:space="preserve">基于 </w:t>
-      </w:r>
-      <w:proofErr w:type="spellStart"/>
-      <w:r>
-        <w:rPr>
-          <w:rFonts w:ascii="黑体" w:eastAsia="黑体" w:hAnsi="黑体"/>
-          <w:sz w:val="32"/>
-          <w:szCs w:val="32"/>
-          <w:lang w:eastAsia="zh-CN"/>
-        </w:rPr>
-        <w:t>GraphDB</w:t>
-      </w:r>
-      <w:proofErr w:type="spellEnd"/>
-      <w:r>
-        <w:rPr>
-          <w:rFonts w:ascii="黑体" w:eastAsia="黑体" w:hAnsi="黑体"/>
-          <w:sz w:val="32"/>
-          <w:szCs w:val="32"/>
-          <w:lang w:eastAsia="zh-CN"/>
-        </w:rPr>
-        <w:t xml:space="preserve"> 的耐火材料知识图谱</w:t>
+        <w:t>基于 GraphDB 的耐火材料知识图谱</w:t>
       </w:r>
       <w:r>
         <w:rPr>
@@ -2013,39 +1957,7 @@
           <w:rFonts w:ascii="宋体" w:hAnsi="宋体"/>
           <w:lang w:eastAsia="zh-CN"/>
         </w:rPr>
-        <w:t xml:space="preserve">本课程作业围绕耐火材料选型场景，设计并实现了一个以 </w:t>
-      </w:r>
-      <w:proofErr w:type="spellStart"/>
-      <w:r>
-        <w:rPr>
-          <w:rFonts w:ascii="宋体" w:hAnsi="宋体"/>
-          <w:lang w:eastAsia="zh-CN"/>
-        </w:rPr>
-        <w:t>GraphDB</w:t>
-      </w:r>
-      <w:proofErr w:type="spellEnd"/>
-      <w:r>
-        <w:rPr>
-          <w:rFonts w:ascii="宋体" w:hAnsi="宋体"/>
-          <w:lang w:eastAsia="zh-CN"/>
-        </w:rPr>
-        <w:t xml:space="preserve"> 为图数据库、以 RDF/OWL 知识表示和 SPARQL 规则查询为核心的知识图谱推荐系统。系统从耐火材料领域词表出发，结合 Wikipedia/</w:t>
-      </w:r>
-      <w:proofErr w:type="spellStart"/>
-      <w:r>
-        <w:rPr>
-          <w:rFonts w:ascii="宋体" w:hAnsi="宋体"/>
-          <w:lang w:eastAsia="zh-CN"/>
-        </w:rPr>
-        <w:t>Wikidata</w:t>
-      </w:r>
-      <w:proofErr w:type="spellEnd"/>
-      <w:r>
-        <w:rPr>
-          <w:rFonts w:ascii="宋体" w:hAnsi="宋体"/>
-          <w:lang w:eastAsia="zh-CN"/>
-        </w:rPr>
-        <w:t xml:space="preserve"> 数据抽取、TTL 数据清洗、本体与知识库建模、命名图导入、SPARQL CONSTRUCT 推理和 Windows 图形界面，形成“工况输入-失效机理识别-材料体系推荐-风险与工艺解释”的闭环流程。</w:t>
+        <w:t>本课程作业围绕耐火材料选型场景，设计并实现了一个以 GraphDB 为图数据库、以 RDF/OWL 知识表示和 SPARQL 规则查询为核心的知识图谱推荐系统。系统从耐火材料领域词表出发，结合 Wikipedia/Wikidata 数据抽取、TTL 数据清洗、本体与知识库建模、命名图导入、SPARQL CONSTRUCT 推理和 Windows 图形界面，形成“工况输入-失效机理识别-材料体系推荐-风险与工艺解释”的闭环流程。</w:t>
       </w:r>
     </w:p>
     <w:p>
@@ -2073,23 +1985,7 @@
           <w:rFonts w:ascii="宋体" w:hAnsi="宋体"/>
           <w:lang w:eastAsia="zh-CN"/>
         </w:rPr>
-        <w:t>关键词：</w:t>
-      </w:r>
-      <w:proofErr w:type="spellStart"/>
-      <w:r>
-        <w:rPr>
-          <w:rFonts w:ascii="宋体" w:hAnsi="宋体"/>
-          <w:lang w:eastAsia="zh-CN"/>
-        </w:rPr>
-        <w:t>GraphDB</w:t>
-      </w:r>
-      <w:proofErr w:type="spellEnd"/>
-      <w:r>
-        <w:rPr>
-          <w:rFonts w:ascii="宋体" w:hAnsi="宋体"/>
-          <w:lang w:eastAsia="zh-CN"/>
-        </w:rPr>
-        <w:t>；知识图谱；RDF；SPARQL；耐火材料；推荐系统</w:t>
+        <w:t>关键词：GraphDB；知识图谱；RDF；SPARQL；耐火材料；推荐系统</w:t>
       </w:r>
     </w:p>
     <w:p>
@@ -2130,35 +2026,7 @@
         <w:rPr>
           <w:lang w:eastAsia="zh-CN"/>
         </w:rPr>
-        <w:t xml:space="preserve">This course assignment focuses on the selection scenario of refractory materials, designing and implementing a knowledge graph recommendation system that takes </w:t>
-      </w:r>
-      <w:proofErr w:type="spellStart"/>
-      <w:r>
-        <w:rPr>
-          <w:lang w:eastAsia="zh-CN"/>
-        </w:rPr>
-        <w:t>GraphDB</w:t>
-      </w:r>
-      <w:proofErr w:type="spellEnd"/>
-      <w:r>
-        <w:rPr>
-          <w:lang w:eastAsia="zh-CN"/>
-        </w:rPr>
-        <w:t xml:space="preserve"> as the graph database and adopts RDF/OWL knowledge representation and SPARQL rule query as the core. Starting from the vocabulary list in the refractory material field, the system integrates Wikipedia/</w:t>
-      </w:r>
-      <w:proofErr w:type="spellStart"/>
-      <w:r>
-        <w:rPr>
-          <w:lang w:eastAsia="zh-CN"/>
-        </w:rPr>
-        <w:t>Wikidata</w:t>
-      </w:r>
-      <w:proofErr w:type="spellEnd"/>
-      <w:r>
-        <w:rPr>
-          <w:lang w:eastAsia="zh-CN"/>
-        </w:rPr>
-        <w:t xml:space="preserve"> data extraction, TTL data cleaning, ontology and knowledge base modeling, named graph import, SPARQL CONSTRUCT reasoning and Windows graphical interface development, and builds a closed-loop process covering working condition input, failure mechanism identification, material system recommendation, as well as risk and process interpretation.</w:t>
+        <w:t>This course assignment focuses on the selection scenario of refractory materials, designing and implementing a knowledge graph recommendation system that takes GraphDB as the graph database and adopts RDF/OWL knowledge representation and SPARQL rule query as the core. Starting from the vocabulary list in the refractory material field, the system integrates Wikipedia/Wikidata data extraction, TTL data cleaning, ontology and knowledge base modeling, named graph import, SPARQL CONSTRUCT reasoning and Windows graphical interface development, and builds a closed-loop process covering working condition input, failure mechanism identification, material system recommendation, as well as risk and process interpretation.</w:t>
       </w:r>
     </w:p>
     <w:p>
@@ -2184,21 +2052,7 @@
         <w:rPr>
           <w:lang w:eastAsia="zh-CN"/>
         </w:rPr>
-        <w:t xml:space="preserve">Keywords: </w:t>
-      </w:r>
-      <w:proofErr w:type="spellStart"/>
-      <w:r>
-        <w:rPr>
-          <w:lang w:eastAsia="zh-CN"/>
-        </w:rPr>
-        <w:t>GraphDB</w:t>
-      </w:r>
-      <w:proofErr w:type="spellEnd"/>
-      <w:r>
-        <w:rPr>
-          <w:lang w:eastAsia="zh-CN"/>
-        </w:rPr>
-        <w:t>; Knowledge Graph; RDF; SPARQL; Refractory Materials; Recommendation System</w:t>
+        <w:t>Keywords: GraphDB; Knowledge Graph; RDF; SPARQL; Refractory Materials; Recommendation System</w:t>
       </w:r>
     </w:p>
     <w:p>
@@ -2225,17 +2079,9 @@
           <w:rFonts w:ascii="黑体" w:eastAsia="黑体" w:hAnsi="黑体"/>
         </w:rPr>
         <w:lastRenderedPageBreak/>
-        <w:t xml:space="preserve">1 </w:t>
-      </w:r>
-      <w:proofErr w:type="spellStart"/>
-      <w:r>
-        <w:rPr>
-          <w:rFonts w:ascii="黑体" w:eastAsia="黑体" w:hAnsi="黑体"/>
-        </w:rPr>
-        <w:t>项目背景与需求分析</w:t>
+        <w:t>1 项目背景与需求分析</w:t>
       </w:r>
       <w:bookmarkEnd w:id="1"/>
-      <w:proofErr w:type="spellEnd"/>
     </w:p>
     <w:p>
       <w:pPr>
@@ -2253,41 +2099,13 @@
         <w:rPr>
           <w:lang w:eastAsia="zh-CN"/>
         </w:rPr>
-        <w:t xml:space="preserve"> </w:t>
-      </w:r>
-      <w:proofErr w:type="spellStart"/>
-      <w:r>
-        <w:rPr>
-          <w:lang w:eastAsia="zh-CN"/>
-        </w:rPr>
-        <w:t>GraphDB</w:t>
-      </w:r>
-      <w:proofErr w:type="spellEnd"/>
-      <w:r>
-        <w:rPr>
-          <w:lang w:eastAsia="zh-CN"/>
-        </w:rPr>
-        <w:t xml:space="preserve"> </w:t>
-      </w:r>
-      <w:r>
-        <w:rPr>
-          <w:lang w:eastAsia="zh-CN"/>
-        </w:rPr>
-        <w:t>的命名</w:t>
-      </w:r>
-      <w:proofErr w:type="gramStart"/>
-      <w:r>
-        <w:rPr>
-          <w:lang w:eastAsia="zh-CN"/>
-        </w:rPr>
-        <w:t>图管理</w:t>
-      </w:r>
-      <w:proofErr w:type="gramEnd"/>
-      <w:r>
-        <w:rPr>
-          <w:lang w:eastAsia="zh-CN"/>
-        </w:rPr>
-        <w:t>和</w:t>
+        <w:t xml:space="preserve"> GraphDB </w:t>
+      </w:r>
+      <w:r>
+        <w:rPr>
+          <w:lang w:eastAsia="zh-CN"/>
+        </w:rPr>
+        <w:t>的命名图管理和</w:t>
       </w:r>
       <w:r>
         <w:rPr>
@@ -2336,21 +2154,7 @@
         <w:rPr>
           <w:lang w:eastAsia="zh-CN"/>
         </w:rPr>
-        <w:t>的小型知识系统。系统需要支持数据采集、图谱导入、规则推理、窗口端</w:t>
-      </w:r>
-      <w:proofErr w:type="gramStart"/>
-      <w:r>
-        <w:rPr>
-          <w:lang w:eastAsia="zh-CN"/>
-        </w:rPr>
-        <w:t>交互和</w:t>
-      </w:r>
-      <w:proofErr w:type="gramEnd"/>
-      <w:r>
-        <w:rPr>
-          <w:lang w:eastAsia="zh-CN"/>
-        </w:rPr>
-        <w:t>结果解释，使用户能够从输入工况或异常现象出发获得可理解的材料体系建议。</w:t>
+        <w:t>的小型知识系统。系统需要支持数据采集、图谱导入、规则推理、窗口端交互和结果解释，使用户能够从输入工况或异常现象出发获得可理解的材料体系建议。</w:t>
       </w:r>
     </w:p>
     <w:p>
@@ -2371,41 +2175,13 @@
         <w:rPr>
           <w:lang w:eastAsia="zh-CN"/>
         </w:rPr>
-        <w:t xml:space="preserve"> </w:t>
-      </w:r>
-      <w:proofErr w:type="spellStart"/>
-      <w:r>
-        <w:rPr>
-          <w:lang w:eastAsia="zh-CN"/>
-        </w:rPr>
-        <w:t>Wikidata</w:t>
-      </w:r>
-      <w:proofErr w:type="spellEnd"/>
-      <w:r>
-        <w:rPr>
-          <w:lang w:eastAsia="zh-CN"/>
-        </w:rPr>
-        <w:t xml:space="preserve"> </w:t>
-      </w:r>
-      <w:r>
-        <w:rPr>
-          <w:lang w:eastAsia="zh-CN"/>
-        </w:rPr>
-        <w:t>数据和推荐结果四个维</w:t>
-      </w:r>
-      <w:proofErr w:type="gramStart"/>
-      <w:r>
-        <w:rPr>
-          <w:lang w:eastAsia="zh-CN"/>
-        </w:rPr>
-        <w:t>度组织</w:t>
-      </w:r>
-      <w:proofErr w:type="gramEnd"/>
-      <w:r>
-        <w:rPr>
-          <w:lang w:eastAsia="zh-CN"/>
-        </w:rPr>
-        <w:t>命名图。</w:t>
+        <w:t xml:space="preserve"> Wikidata </w:t>
+      </w:r>
+      <w:r>
+        <w:rPr>
+          <w:lang w:eastAsia="zh-CN"/>
+        </w:rPr>
+        <w:t>数据和推荐结果四个维度组织命名图。</w:t>
       </w:r>
     </w:p>
     <w:p>
@@ -2420,21 +2196,7 @@
         <w:rPr>
           <w:lang w:eastAsia="zh-CN"/>
         </w:rPr>
-        <w:t>规则层：根据温度、气氛、渣碱度、</w:t>
-      </w:r>
-      <w:proofErr w:type="gramStart"/>
-      <w:r>
-        <w:rPr>
-          <w:lang w:eastAsia="zh-CN"/>
-        </w:rPr>
-        <w:t>热震频率</w:t>
-      </w:r>
-      <w:proofErr w:type="gramEnd"/>
-      <w:r>
-        <w:rPr>
-          <w:lang w:eastAsia="zh-CN"/>
-        </w:rPr>
-        <w:t>、磨损等级和金属接触等条件推断失效机理。</w:t>
+        <w:t>规则层：根据温度、气氛、渣碱度、热震频率、磨损等级和金属接触等条件推断失效机理。</w:t>
       </w:r>
     </w:p>
     <w:p>
@@ -2482,7 +2244,6 @@
         </w:rPr>
         <w:t xml:space="preserve">2 </w:t>
       </w:r>
-      <w:proofErr w:type="spellStart"/>
       <w:r>
         <w:rPr>
           <w:rFonts w:ascii="Times New Roman" w:eastAsia="黑体" w:hAnsi="Times New Roman"/>
@@ -2490,7 +2251,6 @@
         <w:t>系统总体设计</w:t>
       </w:r>
       <w:bookmarkEnd w:id="2"/>
-      <w:proofErr w:type="spellEnd"/>
     </w:p>
     <w:p>
       <w:r>
@@ -2667,14 +2427,12 @@
             <w:pPr>
               <w:spacing w:after="40" w:line="276" w:lineRule="auto"/>
             </w:pPr>
-            <w:proofErr w:type="spellStart"/>
             <w:r>
               <w:rPr>
                 <w:sz w:val="20"/>
               </w:rPr>
               <w:t>数据采集层</w:t>
             </w:r>
-            <w:proofErr w:type="spellEnd"/>
           </w:p>
         </w:tc>
         <w:tc>
@@ -2730,23 +2488,7 @@
                 <w:sz w:val="20"/>
                 <w:lang w:eastAsia="zh-CN"/>
               </w:rPr>
-              <w:t xml:space="preserve"> </w:t>
-            </w:r>
-            <w:proofErr w:type="spellStart"/>
-            <w:r>
-              <w:rPr>
-                <w:sz w:val="20"/>
-                <w:lang w:eastAsia="zh-CN"/>
-              </w:rPr>
-              <w:t>Wikidata</w:t>
-            </w:r>
-            <w:proofErr w:type="spellEnd"/>
-            <w:r>
-              <w:rPr>
-                <w:sz w:val="20"/>
-                <w:lang w:eastAsia="zh-CN"/>
-              </w:rPr>
-              <w:t xml:space="preserve"> </w:t>
+              <w:t xml:space="preserve"> Wikidata </w:t>
             </w:r>
             <w:r>
               <w:rPr>
@@ -2785,14 +2527,12 @@
             <w:pPr>
               <w:spacing w:after="40" w:line="276" w:lineRule="auto"/>
             </w:pPr>
-            <w:proofErr w:type="spellStart"/>
             <w:r>
               <w:rPr>
                 <w:sz w:val="20"/>
               </w:rPr>
               <w:t>数据清洗层</w:t>
             </w:r>
-            <w:proofErr w:type="spellEnd"/>
           </w:p>
         </w:tc>
         <w:tc>
@@ -2879,14 +2619,12 @@
             <w:pPr>
               <w:spacing w:after="40" w:line="276" w:lineRule="auto"/>
             </w:pPr>
-            <w:proofErr w:type="spellStart"/>
             <w:r>
               <w:rPr>
                 <w:sz w:val="20"/>
               </w:rPr>
               <w:t>知识建模层</w:t>
             </w:r>
-            <w:proofErr w:type="spellEnd"/>
           </w:p>
         </w:tc>
         <w:tc>
@@ -2953,14 +2691,12 @@
             <w:pPr>
               <w:spacing w:after="40" w:line="276" w:lineRule="auto"/>
             </w:pPr>
-            <w:proofErr w:type="spellStart"/>
             <w:r>
               <w:rPr>
                 <w:sz w:val="20"/>
               </w:rPr>
               <w:t>推理推荐层</w:t>
             </w:r>
-            <w:proofErr w:type="spellEnd"/>
           </w:p>
         </w:tc>
         <w:tc>
@@ -3035,14 +2771,12 @@
             <w:pPr>
               <w:spacing w:after="40" w:line="276" w:lineRule="auto"/>
             </w:pPr>
-            <w:proofErr w:type="spellStart"/>
             <w:r>
               <w:rPr>
                 <w:sz w:val="20"/>
               </w:rPr>
               <w:t>应用交互层</w:t>
             </w:r>
-            <w:proofErr w:type="spellEnd"/>
           </w:p>
         </w:tc>
         <w:tc>
@@ -3081,21 +2815,12 @@
               </w:rPr>
               <w:t>提供工况输入、</w:t>
             </w:r>
-            <w:proofErr w:type="spellStart"/>
             <w:r>
               <w:rPr>
                 <w:sz w:val="20"/>
                 <w:lang w:eastAsia="zh-CN"/>
               </w:rPr>
-              <w:t>GraphDB</w:t>
-            </w:r>
-            <w:proofErr w:type="spellEnd"/>
-            <w:r>
-              <w:rPr>
-                <w:sz w:val="20"/>
-                <w:lang w:eastAsia="zh-CN"/>
-              </w:rPr>
-              <w:t xml:space="preserve"> </w:t>
+              <w:t xml:space="preserve">GraphDB </w:t>
             </w:r>
             <w:r>
               <w:rPr>
@@ -3116,11 +2841,9 @@
       </w:pPr>
     </w:p>
     <w:p>
-      <w:proofErr w:type="spellStart"/>
       <w:r>
         <w:t>项目依赖</w:t>
       </w:r>
-      <w:proofErr w:type="spellEnd"/>
       <w:r>
         <w:t xml:space="preserve"> requests</w:t>
       </w:r>
@@ -3146,56 +2869,28 @@
         <w:t>和</w:t>
       </w:r>
       <w:r>
-        <w:t xml:space="preserve"> </w:t>
-      </w:r>
-      <w:proofErr w:type="spellStart"/>
-      <w:r>
-        <w:t>PyQt-Fluent-Widgets</w:t>
+        <w:t xml:space="preserve"> PyQt-Fluent-Widgets</w:t>
       </w:r>
       <w:r>
         <w:t>。</w:t>
       </w:r>
       <w:r>
-        <w:t>rdflib</w:t>
-      </w:r>
-      <w:proofErr w:type="spellEnd"/>
-      <w:r>
-        <w:t xml:space="preserve"> </w:t>
-      </w:r>
-      <w:proofErr w:type="spellStart"/>
+        <w:t xml:space="preserve">rdflib </w:t>
+      </w:r>
       <w:r>
         <w:t>用于本地</w:t>
       </w:r>
-      <w:proofErr w:type="spellEnd"/>
       <w:r>
         <w:t xml:space="preserve"> RDF </w:t>
       </w:r>
-      <w:proofErr w:type="spellStart"/>
       <w:r>
         <w:t>解析与规则验证，</w:t>
       </w:r>
       <w:r>
-        <w:t>PySide</w:t>
-      </w:r>
-      <w:proofErr w:type="spellEnd"/>
-      <w:r>
-        <w:t>/</w:t>
-      </w:r>
-      <w:proofErr w:type="spellStart"/>
-      <w:r>
-        <w:t>PyQt</w:t>
-      </w:r>
-      <w:proofErr w:type="spellEnd"/>
-      <w:r>
-        <w:t xml:space="preserve"> </w:t>
-      </w:r>
-      <w:proofErr w:type="spellStart"/>
-      <w:r>
-        <w:t>生态用于构建桌面端交互界面</w:t>
-      </w:r>
-      <w:proofErr w:type="spellEnd"/>
-      <w:r>
-        <w:t>。</w:t>
+        <w:t xml:space="preserve">PySide/PyQt </w:t>
+      </w:r>
+      <w:r>
+        <w:t>生态用于构建桌面端交互界面。</w:t>
       </w:r>
     </w:p>
     <w:p>
@@ -3282,21 +2977,7 @@
         <w:rPr>
           <w:lang w:eastAsia="zh-CN"/>
         </w:rPr>
-        <w:t xml:space="preserve"> </w:t>
-      </w:r>
-      <w:proofErr w:type="spellStart"/>
-      <w:r>
-        <w:rPr>
-          <w:lang w:eastAsia="zh-CN"/>
-        </w:rPr>
-        <w:t>Wikidata</w:t>
-      </w:r>
-      <w:proofErr w:type="spellEnd"/>
-      <w:r>
-        <w:rPr>
-          <w:lang w:eastAsia="zh-CN"/>
-        </w:rPr>
-        <w:t xml:space="preserve"> </w:t>
+        <w:t xml:space="preserve"> Wikidata </w:t>
       </w:r>
       <w:r>
         <w:rPr>
@@ -3354,23 +3035,7 @@
                 <w:rFonts w:eastAsia="Consolas"/>
                 <w:sz w:val="18"/>
               </w:rPr>
-              <w:t xml:space="preserve">python crawl_refractory_ttl.py --lang </w:t>
-            </w:r>
-            <w:proofErr w:type="spellStart"/>
-            <w:r>
-              <w:rPr>
-                <w:rFonts w:eastAsia="Consolas"/>
-                <w:sz w:val="18"/>
-              </w:rPr>
-              <w:t>zh</w:t>
-            </w:r>
-            <w:proofErr w:type="spellEnd"/>
-            <w:r>
-              <w:rPr>
-                <w:rFonts w:eastAsia="Consolas"/>
-                <w:sz w:val="18"/>
-              </w:rPr>
-              <w:t xml:space="preserve"> --seeds-file input_pages.txt \</w:t>
+              <w:t>python crawl_refractory_ttl.py --lang zh --seeds-file input_pages.txt \</w:t>
             </w:r>
             <w:r>
               <w:rPr>
@@ -3730,14 +3395,12 @@
             <w:pPr>
               <w:spacing w:after="40" w:line="276" w:lineRule="auto"/>
             </w:pPr>
-            <w:proofErr w:type="spellStart"/>
             <w:r>
               <w:rPr>
                 <w:sz w:val="20"/>
               </w:rPr>
               <w:t>wikidata</w:t>
             </w:r>
-            <w:proofErr w:type="spellEnd"/>
           </w:p>
         </w:tc>
         <w:tc>
@@ -3913,19 +3576,11 @@
         </w:rPr>
         <w:t>可独立维护，外部数据可批量刷新，推荐结果可按运行过程重建或清空。</w:t>
       </w:r>
-      <w:proofErr w:type="spellStart"/>
-      <w:r>
-        <w:rPr>
-          <w:lang w:eastAsia="zh-CN"/>
-        </w:rPr>
-        <w:t>GraphDB</w:t>
-      </w:r>
-      <w:proofErr w:type="spellEnd"/>
-      <w:r>
-        <w:rPr>
-          <w:lang w:eastAsia="zh-CN"/>
-        </w:rPr>
-        <w:t xml:space="preserve"> </w:t>
+      <w:r>
+        <w:rPr>
+          <w:lang w:eastAsia="zh-CN"/>
+        </w:rPr>
+        <w:t xml:space="preserve">GraphDB </w:t>
       </w:r>
       <w:r>
         <w:rPr>
@@ -4026,41 +3681,13 @@
         <w:rPr>
           <w:lang w:eastAsia="zh-CN"/>
         </w:rPr>
-        <w:t xml:space="preserve"> </w:t>
-      </w:r>
-      <w:proofErr w:type="spellStart"/>
-      <w:r>
-        <w:rPr>
-          <w:lang w:eastAsia="zh-CN"/>
-        </w:rPr>
-        <w:t>WorkCondition</w:t>
-      </w:r>
-      <w:proofErr w:type="spellEnd"/>
-      <w:r>
-        <w:rPr>
-          <w:lang w:eastAsia="zh-CN"/>
-        </w:rPr>
-        <w:t xml:space="preserve"> </w:t>
-      </w:r>
-      <w:r>
-        <w:rPr>
-          <w:lang w:eastAsia="zh-CN"/>
-        </w:rPr>
-        <w:t>实例为输入，读取最高温度、气氛、渣碱度、</w:t>
-      </w:r>
-      <w:proofErr w:type="gramStart"/>
-      <w:r>
-        <w:rPr>
-          <w:lang w:eastAsia="zh-CN"/>
-        </w:rPr>
-        <w:t>热震频率</w:t>
-      </w:r>
-      <w:proofErr w:type="gramEnd"/>
-      <w:r>
-        <w:rPr>
-          <w:lang w:eastAsia="zh-CN"/>
-        </w:rPr>
-        <w:t>、磨损等级、炉型、部位和金属接触等字段。规则首先推断可能的失效机理，然后选择材料体系和工作层规格，再绑定替代方案、工艺、风险、工程约束、关键阈值和置信度。</w:t>
+        <w:t xml:space="preserve"> WorkCondition </w:t>
+      </w:r>
+      <w:r>
+        <w:rPr>
+          <w:lang w:eastAsia="zh-CN"/>
+        </w:rPr>
+        <w:t>实例为输入，读取最高温度、气氛、渣碱度、热震频率、磨损等级、炉型、部位和金属接触等字段。规则首先推断可能的失效机理，然后选择材料体系和工作层规格，再绑定替代方案、工艺、风险、工程约束、关键阈值和置信度。</w:t>
       </w:r>
     </w:p>
     <w:p>
@@ -4080,7 +3707,6 @@
         </w:rPr>
         <w:t xml:space="preserve">4.1 </w:t>
       </w:r>
-      <w:proofErr w:type="spellStart"/>
       <w:r>
         <w:rPr>
           <w:rFonts w:ascii="Times New Roman" w:eastAsia="黑体" w:hAnsi="Times New Roman"/>
@@ -4089,7 +3715,6 @@
         <w:t>工况到失效机理</w:t>
       </w:r>
       <w:bookmarkEnd w:id="7"/>
-      <w:proofErr w:type="spellEnd"/>
     </w:p>
     <w:p>
       <w:pPr>
@@ -4283,21 +3908,12 @@
             <w:pPr>
               <w:spacing w:after="0" w:line="252" w:lineRule="auto"/>
             </w:pPr>
-            <w:proofErr w:type="gramStart"/>
             <w:r>
               <w:rPr>
                 <w:rFonts w:eastAsia="Consolas"/>
                 <w:sz w:val="18"/>
               </w:rPr>
-              <w:t>SELECT ?rec</w:t>
-            </w:r>
-            <w:proofErr w:type="gramEnd"/>
-            <w:r>
-              <w:rPr>
-                <w:rFonts w:eastAsia="Consolas"/>
-                <w:sz w:val="18"/>
-              </w:rPr>
-              <w:t xml:space="preserve"> ?primary ?alt ?system ?threshold ?desc</w:t>
+              <w:t>SELECT ?rec ?primary ?alt ?system ?threshold ?desc</w:t>
             </w:r>
             <w:r>
               <w:rPr>
@@ -4562,14 +4178,12 @@
             <w:pPr>
               <w:spacing w:after="40" w:line="276" w:lineRule="auto"/>
             </w:pPr>
-            <w:proofErr w:type="spellStart"/>
             <w:r>
               <w:rPr>
                 <w:sz w:val="20"/>
               </w:rPr>
               <w:t>工况推荐</w:t>
             </w:r>
-            <w:proofErr w:type="spellEnd"/>
           </w:p>
         </w:tc>
         <w:tc>
@@ -4656,14 +4270,12 @@
             <w:pPr>
               <w:spacing w:after="40" w:line="276" w:lineRule="auto"/>
             </w:pPr>
-            <w:proofErr w:type="spellStart"/>
             <w:r>
               <w:rPr>
                 <w:sz w:val="20"/>
               </w:rPr>
               <w:t>问题诊断</w:t>
             </w:r>
-            <w:proofErr w:type="spellEnd"/>
           </w:p>
         </w:tc>
         <w:tc>
@@ -4722,14 +4334,12 @@
             <w:pPr>
               <w:spacing w:after="40" w:line="276" w:lineRule="auto"/>
             </w:pPr>
-            <w:proofErr w:type="spellStart"/>
             <w:r>
               <w:rPr>
                 <w:sz w:val="20"/>
               </w:rPr>
               <w:t>问答推荐</w:t>
             </w:r>
-            <w:proofErr w:type="spellEnd"/>
           </w:p>
         </w:tc>
         <w:tc>
@@ -4773,23 +4383,7 @@
                 <w:sz w:val="20"/>
                 <w:lang w:eastAsia="zh-CN"/>
               </w:rPr>
-              <w:t xml:space="preserve"> </w:t>
-            </w:r>
-            <w:proofErr w:type="spellStart"/>
-            <w:r>
-              <w:rPr>
-                <w:sz w:val="20"/>
-                <w:lang w:eastAsia="zh-CN"/>
-              </w:rPr>
-              <w:t>GraphDB</w:t>
-            </w:r>
-            <w:proofErr w:type="spellEnd"/>
-            <w:r>
-              <w:rPr>
-                <w:sz w:val="20"/>
-                <w:lang w:eastAsia="zh-CN"/>
-              </w:rPr>
-              <w:t xml:space="preserve"> </w:t>
+              <w:t xml:space="preserve"> GraphDB </w:t>
             </w:r>
             <w:r>
               <w:rPr>
@@ -4814,14 +4408,12 @@
             <w:pPr>
               <w:spacing w:after="40" w:line="276" w:lineRule="auto"/>
             </w:pPr>
-            <w:proofErr w:type="spellStart"/>
             <w:r>
               <w:rPr>
                 <w:sz w:val="20"/>
               </w:rPr>
               <w:t>数据抓取</w:t>
             </w:r>
-            <w:proofErr w:type="spellEnd"/>
           </w:p>
         </w:tc>
         <w:tc>
@@ -4841,23 +4433,7 @@
                 <w:sz w:val="20"/>
                 <w:lang w:eastAsia="zh-CN"/>
               </w:rPr>
-              <w:t>种子词、输出路径、</w:t>
-            </w:r>
-            <w:proofErr w:type="gramStart"/>
-            <w:r>
-              <w:rPr>
-                <w:sz w:val="20"/>
-                <w:lang w:eastAsia="zh-CN"/>
-              </w:rPr>
-              <w:t>扩词深度</w:t>
-            </w:r>
-            <w:proofErr w:type="gramEnd"/>
-            <w:r>
-              <w:rPr>
-                <w:sz w:val="20"/>
-                <w:lang w:eastAsia="zh-CN"/>
-              </w:rPr>
-              <w:t>、抓取间隔等</w:t>
+              <w:t>种子词、输出路径、扩词深度、抓取间隔等</w:t>
             </w:r>
           </w:p>
         </w:tc>
@@ -4870,7 +4446,6 @@
             <w:pPr>
               <w:spacing w:after="40" w:line="276" w:lineRule="auto"/>
             </w:pPr>
-            <w:proofErr w:type="spellStart"/>
             <w:r>
               <w:rPr>
                 <w:sz w:val="20"/>
@@ -4901,7 +4476,6 @@
               </w:rPr>
               <w:t>out.sanitized.ttl</w:t>
             </w:r>
-            <w:proofErr w:type="spellEnd"/>
             <w:r>
               <w:rPr>
                 <w:sz w:val="20"/>
@@ -4924,14 +4498,12 @@
             <w:pPr>
               <w:spacing w:after="40" w:line="276" w:lineRule="auto"/>
             </w:pPr>
-            <w:proofErr w:type="spellStart"/>
             <w:r>
               <w:rPr>
                 <w:sz w:val="20"/>
               </w:rPr>
               <w:t>集中设置</w:t>
             </w:r>
-            <w:proofErr w:type="spellEnd"/>
           </w:p>
         </w:tc>
         <w:tc>
@@ -5042,21 +4614,7 @@
         <w:rPr>
           <w:lang w:eastAsia="zh-CN"/>
         </w:rPr>
-        <w:t xml:space="preserve"> </w:t>
-      </w:r>
-      <w:proofErr w:type="spellStart"/>
-      <w:r>
-        <w:rPr>
-          <w:lang w:eastAsia="zh-CN"/>
-        </w:rPr>
-        <w:t>example_workcondition.json</w:t>
-      </w:r>
-      <w:proofErr w:type="spellEnd"/>
-      <w:r>
-        <w:rPr>
-          <w:lang w:eastAsia="zh-CN"/>
-        </w:rPr>
-        <w:t xml:space="preserve"> </w:t>
+        <w:t xml:space="preserve"> example_workcondition.json </w:t>
       </w:r>
       <w:r>
         <w:rPr>
@@ -5134,21 +4692,7 @@
         <w:rPr>
           <w:lang w:eastAsia="zh-CN"/>
         </w:rPr>
-        <w:t>，并接触金属液。该工况对材料</w:t>
-      </w:r>
-      <w:proofErr w:type="gramStart"/>
-      <w:r>
-        <w:rPr>
-          <w:lang w:eastAsia="zh-CN"/>
-        </w:rPr>
-        <w:t>的抗渣侵蚀</w:t>
-      </w:r>
-      <w:proofErr w:type="gramEnd"/>
-      <w:r>
-        <w:rPr>
-          <w:lang w:eastAsia="zh-CN"/>
-        </w:rPr>
-        <w:t>、抗磨损、耐金属液渗透和热稳定性均提出较高要求。</w:t>
+        <w:t>，并接触金属液。该工况对材料的抗渣侵蚀、抗磨损、耐金属液渗透和热稳定性均提出较高要求。</w:t>
       </w:r>
     </w:p>
     <w:tbl>
@@ -5186,7 +4730,6 @@
             <w:pPr>
               <w:jc w:val="center"/>
             </w:pPr>
-            <w:proofErr w:type="spellStart"/>
             <w:r>
               <w:rPr>
                 <w:b/>
@@ -5194,7 +4737,6 @@
               </w:rPr>
               <w:t>字段</w:t>
             </w:r>
-            <w:proofErr w:type="spellEnd"/>
           </w:p>
         </w:tc>
         <w:tc>
@@ -5249,14 +4791,12 @@
             <w:pPr>
               <w:spacing w:after="40" w:line="276" w:lineRule="auto"/>
             </w:pPr>
-            <w:proofErr w:type="spellStart"/>
             <w:r>
               <w:rPr>
                 <w:sz w:val="20"/>
               </w:rPr>
               <w:t>furnaceType</w:t>
             </w:r>
-            <w:proofErr w:type="spellEnd"/>
           </w:p>
         </w:tc>
         <w:tc>
@@ -5353,23 +4893,7 @@
                 <w:sz w:val="20"/>
                 <w:lang w:eastAsia="zh-CN"/>
               </w:rPr>
-              <w:t>渣线区域，渣侵蚀和</w:t>
-            </w:r>
-            <w:proofErr w:type="gramStart"/>
-            <w:r>
-              <w:rPr>
-                <w:sz w:val="20"/>
-                <w:lang w:eastAsia="zh-CN"/>
-              </w:rPr>
-              <w:t>热震风险</w:t>
-            </w:r>
-            <w:proofErr w:type="gramEnd"/>
-            <w:r>
-              <w:rPr>
-                <w:sz w:val="20"/>
-                <w:lang w:eastAsia="zh-CN"/>
-              </w:rPr>
-              <w:t>高。</w:t>
+              <w:t>渣线区域，渣侵蚀和热震风险高。</w:t>
             </w:r>
           </w:p>
         </w:tc>
@@ -5387,14 +4911,12 @@
             <w:pPr>
               <w:spacing w:after="40" w:line="276" w:lineRule="auto"/>
             </w:pPr>
-            <w:proofErr w:type="spellStart"/>
             <w:r>
               <w:rPr>
                 <w:sz w:val="20"/>
               </w:rPr>
               <w:t>tmax</w:t>
             </w:r>
-            <w:proofErr w:type="spellEnd"/>
           </w:p>
         </w:tc>
         <w:tc>
@@ -5509,14 +5031,12 @@
             <w:pPr>
               <w:spacing w:after="40" w:line="276" w:lineRule="auto"/>
             </w:pPr>
-            <w:proofErr w:type="spellStart"/>
             <w:r>
               <w:rPr>
                 <w:sz w:val="20"/>
               </w:rPr>
               <w:t>slagBasicity</w:t>
             </w:r>
-            <w:proofErr w:type="spellEnd"/>
           </w:p>
         </w:tc>
         <w:tc>
@@ -5585,14 +5105,12 @@
             <w:pPr>
               <w:spacing w:after="40" w:line="276" w:lineRule="auto"/>
             </w:pPr>
-            <w:proofErr w:type="spellStart"/>
             <w:r>
               <w:rPr>
                 <w:sz w:val="20"/>
               </w:rPr>
               <w:t>abrasionLevel</w:t>
             </w:r>
-            <w:proofErr w:type="spellEnd"/>
           </w:p>
         </w:tc>
         <w:tc>
@@ -5647,14 +5165,12 @@
             <w:pPr>
               <w:spacing w:after="40" w:line="276" w:lineRule="auto"/>
             </w:pPr>
-            <w:proofErr w:type="spellStart"/>
             <w:r>
               <w:rPr>
                 <w:sz w:val="20"/>
               </w:rPr>
               <w:t>metalContact</w:t>
             </w:r>
-            <w:proofErr w:type="spellEnd"/>
           </w:p>
         </w:tc>
         <w:tc>
@@ -5783,21 +5299,7 @@
         <w:rPr>
           <w:lang w:eastAsia="zh-CN"/>
         </w:rPr>
-        <w:t xml:space="preserve"> </w:t>
-      </w:r>
-      <w:proofErr w:type="spellStart"/>
-      <w:r>
-        <w:rPr>
-          <w:lang w:eastAsia="zh-CN"/>
-        </w:rPr>
-        <w:t>GraphDB</w:t>
-      </w:r>
-      <w:proofErr w:type="spellEnd"/>
-      <w:r>
-        <w:rPr>
-          <w:lang w:eastAsia="zh-CN"/>
-        </w:rPr>
-        <w:t xml:space="preserve"> </w:t>
+        <w:t xml:space="preserve"> GraphDB </w:t>
       </w:r>
       <w:r>
         <w:rPr>
@@ -5884,21 +5386,7 @@
         <w:rPr>
           <w:lang w:eastAsia="zh-CN"/>
         </w:rPr>
-        <w:t>改进方向</w:t>
-      </w:r>
-      <w:proofErr w:type="gramStart"/>
-      <w:r>
-        <w:rPr>
-          <w:lang w:eastAsia="zh-CN"/>
-        </w:rPr>
-        <w:t>一</w:t>
-      </w:r>
-      <w:proofErr w:type="gramEnd"/>
-      <w:r>
-        <w:rPr>
-          <w:lang w:eastAsia="zh-CN"/>
-        </w:rPr>
-        <w:t>：增加推荐结果评价指标，例如命中率、专家一致性和规则覆盖率。</w:t>
+        <w:t>改进方向一：增加推荐结果评价指标，例如命中率、专家一致性和规则覆盖率。</w:t>
       </w:r>
     </w:p>
     <w:p>
@@ -5940,7 +5428,6 @@
         </w:rPr>
       </w:pPr>
       <w:bookmarkStart w:id="12" w:name="_Toc230266264"/>
-      <w:proofErr w:type="spellStart"/>
       <w:r>
         <w:rPr>
           <w:rFonts w:ascii="Times New Roman" w:eastAsia="黑体" w:hAnsi="Times New Roman"/>
@@ -5948,7 +5435,6 @@
         <w:t>参考资料</w:t>
       </w:r>
       <w:bookmarkEnd w:id="12"/>
-      <w:proofErr w:type="spellEnd"/>
     </w:p>
     <w:p>
       <w:pPr>
@@ -6054,6 +5540,22 @@
       </w:r>
       <w:r>
         <w:t>：耐火材料领域本体与知识库文件。</w:t>
+      </w:r>
+    </w:p>
+    <w:p>
+      <w:pPr>
+        <w:pStyle w:val="a"/>
+        <w:spacing w:after="80" w:line="288" w:lineRule="auto"/>
+      </w:pPr>
+      <w:r>
+        <w:t>data</w:t>
+      </w:r>
+      <w:r>
+        <w:rPr>
+          <w:rFonts w:hint="eastAsia"/>
+          <w:lang w:eastAsia="zh-CN"/>
+        </w:rPr>
+        <w:t>文件下为完整数据库</w:t>
       </w:r>
     </w:p>
     <w:sectPr>
@@ -6951,6 +6453,7 @@
   <w:style w:type="character" w:default="1" w:styleId="a2">
     <w:name w:val="Default Paragraph Font"/>
     <w:uiPriority w:val="1"/>
+    <w:semiHidden/>
     <w:unhideWhenUsed/>
   </w:style>
   <w:style w:type="table" w:default="1" w:styleId="a3">
